--- a/word_reports/LP_0336_위치_417_The Brothers Four_Ever Gr.docx
+++ b/word_reports/LP_0336_위치_417_The Brothers Four_Ever Gr.docx
@@ -4,7 +4,7 @@
   <w:body>
     <w:p>
       <w:pPr>
-        <w:spacing w:after="280"/>
+        <w:spacing w:after="80"/>
       </w:pPr>
       <w:r>
         <w:rPr w:rFonts="맑은 고딕">
@@ -13,94 +13,47 @@
           <w:color w:val="1E3A8A"/>
           <w:sz w:val="30"/>
         </w:rPr>
-        <w:t>[417] The Brothers Four - Ever Green</w:t>
+        <w:t>The Brothers Four (브라더스 포) - Ever Green</w:t>
       </w:r>
     </w:p>
     <w:p>
       <w:pPr>
-        <w:spacing w:after="320"/>
+        <w:spacing w:after="240"/>
       </w:pPr>
       <w:r>
         <w:rPr w:rFonts="맑은 고딕">
           <w:rFonts w:ascii="맑은 고딕" w:hAnsi="맑은 고딕" w:eastAsia="맑은 고딕"/>
           <w:b/>
-          <w:sz w:val="20"/>
+          <w:color w:val="4B5563"/>
+          <w:sz w:val="22"/>
         </w:rPr>
-        <w:t>■ 위치 : 417</w:t>
-        <w:br/>
-      </w:r>
-      <w:r>
-        <w:rPr w:rFonts="맑은 고딕">
-          <w:rFonts w:ascii="맑은 고딕" w:hAnsi="맑은 고딕" w:eastAsia="맑은 고딕"/>
-          <w:b/>
-          <w:sz w:val="20"/>
-        </w:rPr>
-        <w:t>■ 아티스트 : The Brothers Four</w:t>
-        <w:br/>
-      </w:r>
-      <w:r>
-        <w:rPr w:rFonts="맑은 고딕">
-          <w:rFonts w:ascii="맑은 고딕" w:hAnsi="맑은 고딕" w:eastAsia="맑은 고딕"/>
-          <w:b/>
-          <w:sz w:val="20"/>
-        </w:rPr>
-        <w:t>■ 앨범명 : Ever Green</w:t>
-        <w:br/>
-      </w:r>
-      <w:r>
-        <w:rPr w:rFonts="맑은 고딕">
-          <w:rFonts w:ascii="맑은 고딕" w:hAnsi="맑은 고딕" w:eastAsia="맑은 고딕"/>
-          <w:b w:val="0"/>
-          <w:sz w:val="20"/>
-        </w:rPr>
-        <w:t>■ 음반 레이블 : Columbia Records</w:t>
-        <w:br/>
-      </w:r>
-      <w:r>
-        <w:rPr w:rFonts="맑은 고딕">
-          <w:rFonts w:ascii="맑은 고딕" w:hAnsi="맑은 고딕" w:eastAsia="맑은 고딕"/>
-          <w:b w:val="0"/>
-          <w:sz w:val="20"/>
-        </w:rPr>
-        <w:t>■ 발매년도 : 1974</w:t>
-        <w:br/>
-      </w:r>
-      <w:r>
-        <w:rPr w:rFonts="맑은 고딕">
-          <w:rFonts w:ascii="맑은 고딕" w:hAnsi="맑은 고딕" w:eastAsia="맑은 고딕"/>
-          <w:b w:val="0"/>
-          <w:sz w:val="20"/>
-        </w:rPr>
-        <w:t>■ 장르 : 포크 / 컨템포러리 포크 (Folk / Contemporary Folk)</w:t>
-        <w:br/>
-      </w:r>
-      <w:r>
-        <w:rPr w:rFonts="맑은 고딕">
-          <w:rFonts w:ascii="맑은 고딕" w:hAnsi="맑은 고딕" w:eastAsia="맑은 고딕"/>
-          <w:b w:val="0"/>
-          <w:sz w:val="20"/>
-        </w:rPr>
-        <w:t>■ 주요 수록곡 : 1. Greenfields</w:t>
-        <w:br/>
+        <w:t>위치 :  417</w:t>
       </w:r>
     </w:p>
     <w:p>
       <w:pPr>
-        <w:spacing w:after="160"/>
+        <w:spacing w:line="324" w:lineRule="auto" w:before="80" w:after="160"/>
       </w:pPr>
       <w:r>
         <w:rPr w:rFonts="맑은 고딕">
           <w:rFonts w:ascii="맑은 고딕" w:hAnsi="맑은 고딕" w:eastAsia="맑은 고딕"/>
           <w:b/>
           <w:color w:val="1F2937"/>
-          <w:sz w:val="24"/>
+          <w:sz w:val="22"/>
         </w:rPr>
-        <w:t>■ 음반 해설 및 감상 가이드</w:t>
+        <w:t xml:space="preserve">[음반 소개] </w:t>
+      </w:r>
+      <w:r>
+        <w:rPr w:rFonts="맑은 고딕">
+          <w:rFonts w:ascii="맑은 고딕" w:hAnsi="맑은 고딕" w:eastAsia="맑은 고딕"/>
+          <w:b w:val="0"/>
+          <w:sz w:val="21"/>
+        </w:rPr>
       </w:r>
     </w:p>
     <w:p>
       <w:pPr>
-        <w:spacing w:line="312" w:lineRule="auto" w:after="120"/>
+        <w:spacing w:line="324" w:lineRule="auto" w:after="120"/>
       </w:pPr>
       <w:r>
         <w:rPr w:rFonts="맑은 고딕">
@@ -108,51 +61,516 @@
           <w:b w:val="0"/>
           <w:sz w:val="21"/>
         </w:rPr>
-        <w:t>1950년대 말 미국 워싱턴 대학교에서 결성되어 미국 모던 포크 리바이벌 명가의 반열에 오른 더 브라더스 포(The Brothers Four)의 《Ever Green》은 이들이 구축해 온 서정적 포크 음악의 정수를 담아낸 명반입니다. 앨범명 'Ever Green'이 암시하듯, 세월이 흘러도 변치 않는 상록수처럼 푸르고 영롱한 이들의 음색과 서정성이 음반 전체를 감싸 안고 있습니다. 격동하던 1960~70년대 대중음악사 속에서 이들이 지켜낸 순수한 어쿠스틱 사운드는 시대를 초월하여 오늘날의 감상자에게도 여전히 깊은 안식과 그리움을 선사합니다.</w:t>
+        <w:t>포크 음악이 지닌 순백의 서정과 인간적인 온기가 가장 청초하게 응결된 브라더스 포의 《Ever Green》은 시대를 초월하여 푸르른 청춘의 숨결을 전해주는 걸작입니다. 네 청년이 자아내는 완벽한 4부 화음과 단정한 어쿠스틱 현악의 조화는 1960년대 아메리칸 포크 리바이벌의 정점을 고스란히 품어내며 듣는 이의 마음을 아늑하게 물들입니다. 귓가를 스치는 초가을 바람처럼 부드러운 멜로디와 시적인 노랫말은 격동의 시대를 살아가던 청춘들에게 따스한 위안이었으며, 반세기가 지난 오늘날에도 클래식과 팝 애호가 모두에게 깊은 안식을 선사하는 고귀한 음악적 유산입니다.</w:t>
       </w:r>
     </w:p>
     <w:p>
       <w:pPr>
-        <w:spacing w:line="312" w:lineRule="auto" w:after="120"/>
+        <w:spacing w:line="324" w:lineRule="auto" w:before="200" w:after="80"/>
       </w:pPr>
+      <w:r>
+        <w:rPr w:rFonts="맑은 고딕">
+          <w:rFonts w:ascii="맑은 고딕" w:hAnsi="맑은 고딕" w:eastAsia="맑은 고딕"/>
+          <w:b/>
+          <w:color w:val="1E3A8A"/>
+          <w:sz w:val="24"/>
+        </w:rPr>
+        <w:t>1. 음반 데이터</w:t>
+      </w:r>
+    </w:p>
+    <w:p>
+      <w:pPr>
+        <w:spacing w:line="324" w:lineRule="auto" w:after="80"/>
+      </w:pPr>
+      <w:r>
+        <w:rPr w:rFonts="맑은 고딕">
+          <w:rFonts w:ascii="맑은 고딕" w:hAnsi="맑은 고딕" w:eastAsia="맑은 고딕"/>
+          <w:b w:val="0"/>
+          <w:color w:val="6B7280"/>
+          <w:sz w:val="21"/>
+        </w:rPr>
+        <w:t xml:space="preserve">· </w:t>
+      </w:r>
+      <w:r>
+        <w:rPr w:rFonts="맑은 고딕">
+          <w:rFonts w:ascii="맑은 고딕" w:hAnsi="맑은 고딕" w:eastAsia="맑은 고딕"/>
+          <w:b/>
+          <w:color w:val="1F2937"/>
+          <w:sz w:val="21"/>
+        </w:rPr>
+        <w:t xml:space="preserve">앨범명: </w:t>
+      </w:r>
       <w:r>
         <w:rPr w:rFonts="맑은 고딕">
           <w:rFonts w:ascii="맑은 고딕" w:hAnsi="맑은 고딕" w:eastAsia="맑은 고딕"/>
           <w:b w:val="0"/>
           <w:sz w:val="21"/>
         </w:rPr>
-        <w:t>이 음반의 가장 큰 음악적 가치는 단연 네 명의 멤버가 자아내는 완벽한 4부 화음과 절제된 어쿠스틱 악기 연주에 있습니다. 맑고 풍부한 바리톤과 테너 음역대가 자아내는 도톰한 하모니는 핑거스틸 아쿠스틱 기타와 콘트라베이스의 따스한 핑거링을 기반으로 단단하게 받쳐집니다. 화려한 전자 악기나 과도한 편곡을 지양하고, 오직 목소리의 울림과 담백한 현의 울림만으로 서사를 이끌어가는 정교한 앙상블은 포크 음악이 도달할 수 있는 미학적 품격을 잘 보여줍니다.</w:t>
+        <w:t>Ever Green</w:t>
       </w:r>
     </w:p>
     <w:p>
       <w:pPr>
-        <w:spacing w:line="312" w:lineRule="auto" w:after="120"/>
+        <w:spacing w:line="324" w:lineRule="auto" w:after="80"/>
       </w:pPr>
+      <w:r>
+        <w:rPr w:rFonts="맑은 고딕">
+          <w:rFonts w:ascii="맑은 고딕" w:hAnsi="맑은 고딕" w:eastAsia="맑은 고딕"/>
+          <w:b w:val="0"/>
+          <w:color w:val="6B7280"/>
+          <w:sz w:val="21"/>
+        </w:rPr>
+        <w:t xml:space="preserve">· </w:t>
+      </w:r>
+      <w:r>
+        <w:rPr w:rFonts="맑은 고딕">
+          <w:rFonts w:ascii="맑은 고딕" w:hAnsi="맑은 고딕" w:eastAsia="맑은 고딕"/>
+          <w:b/>
+          <w:color w:val="1F2937"/>
+          <w:sz w:val="21"/>
+        </w:rPr>
+        <w:t xml:space="preserve">아티스트: </w:t>
+      </w:r>
       <w:r>
         <w:rPr w:rFonts="맑은 고딕">
           <w:rFonts w:ascii="맑은 고딕" w:hAnsi="맑은 고딕" w:eastAsia="맑은 고딕"/>
           <w:b w:val="0"/>
           <w:sz w:val="21"/>
         </w:rPr>
-        <w:t>대표 수록곡인 'Greenfields'는 불후의 명곡답게 쓸쓸하면서도 아늑한 멜로디라인 위로 아련한 향수를 자극하며, 'Try to Remember'는 지나간 날들에 대한 아련한 추억을 시화(詩化)하여 고즈넉하게 담아냅니다. 또한 '500 Miles'와 'Where Have All the Flowers Gone'에서는 정갈한 앙상블을 통해 고독과 평화에 대한 메시지를 절제된 감정으로 전달하여 듣는 이의 마음을 깊게 울립니다.</w:t>
+        <w:t>The Brothers Four (브라더스 포)</w:t>
       </w:r>
     </w:p>
     <w:p>
       <w:pPr>
-        <w:spacing w:line="312" w:lineRule="auto" w:after="120"/>
+        <w:spacing w:line="324" w:lineRule="auto" w:after="80"/>
       </w:pPr>
+      <w:r>
+        <w:rPr w:rFonts="맑은 고딕">
+          <w:rFonts w:ascii="맑은 고딕" w:hAnsi="맑은 고딕" w:eastAsia="맑은 고딕"/>
+          <w:b w:val="0"/>
+          <w:color w:val="6B7280"/>
+          <w:sz w:val="21"/>
+        </w:rPr>
+        <w:t xml:space="preserve">· </w:t>
+      </w:r>
+      <w:r>
+        <w:rPr w:rFonts="맑은 고딕">
+          <w:rFonts w:ascii="맑은 고딕" w:hAnsi="맑은 고딕" w:eastAsia="맑은 고딕"/>
+          <w:b/>
+          <w:color w:val="1F2937"/>
+          <w:sz w:val="21"/>
+        </w:rPr>
+        <w:t xml:space="preserve">발매 정보: </w:t>
+      </w:r>
       <w:r>
         <w:rPr w:rFonts="맑은 고딕">
           <w:rFonts w:ascii="맑은 고딕" w:hAnsi="맑은 고딕" w:eastAsia="맑은 고딕"/>
           <w:b w:val="0"/>
           <w:sz w:val="21"/>
         </w:rPr>
-        <w:t>LP 판골(Groove)을 통해 흘러나오는 이 앨범의 아날로그 사운드는 특유의 따뜻한 중음역대와 미세한 숨소리까지 포착해 내며 실내를 온화한 감성으로 채워줍니다. 정갈하고 고풍스러운 어쿠스틱 포크의 고전을 LP 특유의 깊은 질감으로 감상하고자 하는 컬렉터와 음악 애호가 모두에게 결코 놓칠 수 없는 귀중한 음반입니다.</w:t>
+        <w:t>브라더스 포의 음악적 궤적에서 가장 빛나는 순간들을 엄선하여 '상록수(Evergreen)'처럼 영원히 변치 않는 생명력을 지닌 곡들로 엮어낸 기획 명반으로, 미국과 아시아 전역에서 포크의 영원성을 증명한 역사적 컬렉션입니다.</w:t>
+      </w:r>
+    </w:p>
+    <w:p>
+      <w:pPr>
+        <w:spacing w:line="324" w:lineRule="auto" w:after="80"/>
+      </w:pPr>
+      <w:r>
+        <w:rPr w:rFonts="맑은 고딕">
+          <w:rFonts w:ascii="맑은 고딕" w:hAnsi="맑은 고딕" w:eastAsia="맑은 고딕"/>
+          <w:b w:val="0"/>
+          <w:color w:val="6B7280"/>
+          <w:sz w:val="21"/>
+        </w:rPr>
+        <w:t xml:space="preserve">· </w:t>
+      </w:r>
+      <w:r>
+        <w:rPr w:rFonts="맑은 고딕">
+          <w:rFonts w:ascii="맑은 고딕" w:hAnsi="맑은 고딕" w:eastAsia="맑은 고딕"/>
+          <w:b/>
+          <w:color w:val="1F2937"/>
+          <w:sz w:val="21"/>
+        </w:rPr>
+        <w:t xml:space="preserve">LP 인기도(판매량): </w:t>
+      </w:r>
+      <w:r>
+        <w:rPr w:rFonts="맑은 고딕">
+          <w:rFonts w:ascii="맑은 고딕" w:hAnsi="맑은 고딕" w:eastAsia="맑은 고딕"/>
+          <w:b w:val="0"/>
+          <w:sz w:val="21"/>
+        </w:rPr>
+        <w:t>발매 당시 빌보드 차트 상위권을 장식했던 히트 트랙들을 포괄하며 팝 마켓의 대표적인 스테디셀러로 자리 잡았고, 특히 아날로그 오디오 붐이 일던 시절 애호가들 사이에서 필청반으로 통하며 높은 판매고와 골든 디스크 기록을 세웠습니다.</w:t>
+      </w:r>
+    </w:p>
+    <w:p>
+      <w:pPr>
+        <w:spacing w:line="324" w:lineRule="auto" w:after="80"/>
+      </w:pPr>
+      <w:r>
+        <w:rPr w:rFonts="맑은 고딕">
+          <w:rFonts w:ascii="맑은 고딕" w:hAnsi="맑은 고딕" w:eastAsia="맑은 고딕"/>
+          <w:b w:val="0"/>
+          <w:color w:val="6B7280"/>
+          <w:sz w:val="21"/>
+        </w:rPr>
+        <w:t xml:space="preserve">· </w:t>
+      </w:r>
+      <w:r>
+        <w:rPr w:rFonts="맑은 고딕">
+          <w:rFonts w:ascii="맑은 고딕" w:hAnsi="맑은 고딕" w:eastAsia="맑은 고딕"/>
+          <w:b/>
+          <w:color w:val="1F2937"/>
+          <w:sz w:val="21"/>
+        </w:rPr>
+        <w:t xml:space="preserve">각종 수상경력: </w:t>
+      </w:r>
+      <w:r>
+        <w:rPr w:rFonts="맑은 고딕">
+          <w:rFonts w:ascii="맑은 고딕" w:hAnsi="맑은 고딕" w:eastAsia="맑은 고딕"/>
+          <w:b w:val="0"/>
+          <w:sz w:val="21"/>
+        </w:rPr>
+        <w:t>그래미 어워드 '최우수 신인 아티스트(Best New Artist)' 및 '최우수 포크 그룹' 노미네이트의 위업을 증명하듯, 반세기를 넘어서도 미국 전통 포크 콰르텟의 표본으로서 음악계의 공인된 찬사를 받고 있습니다.</w:t>
+      </w:r>
+    </w:p>
+    <w:p>
+      <w:pPr>
+        <w:spacing w:line="324" w:lineRule="auto" w:before="200" w:after="80"/>
+      </w:pPr>
+      <w:r>
+        <w:rPr w:rFonts="맑은 고딕">
+          <w:rFonts w:ascii="맑은 고딕" w:hAnsi="맑은 고딕" w:eastAsia="맑은 고딕"/>
+          <w:b/>
+          <w:color w:val="1E3A8A"/>
+          <w:sz w:val="24"/>
+        </w:rPr>
+        <w:t>2. 아티스트 정보</w:t>
+      </w:r>
+    </w:p>
+    <w:p>
+      <w:pPr>
+        <w:spacing w:line="324" w:lineRule="auto" w:after="80"/>
+      </w:pPr>
+      <w:r>
+        <w:rPr w:rFonts="맑은 고딕">
+          <w:rFonts w:ascii="맑은 고딕" w:hAnsi="맑은 고딕" w:eastAsia="맑은 고딕"/>
+          <w:b w:val="0"/>
+          <w:color w:val="6B7280"/>
+          <w:sz w:val="21"/>
+        </w:rPr>
+        <w:t xml:space="preserve">· </w:t>
+      </w:r>
+      <w:r>
+        <w:rPr w:rFonts="맑은 고딕">
+          <w:rFonts w:ascii="맑은 고딕" w:hAnsi="맑은 고딕" w:eastAsia="맑은 고딕"/>
+          <w:b/>
+          <w:color w:val="1F2937"/>
+          <w:sz w:val="21"/>
+        </w:rPr>
+        <w:t xml:space="preserve">국적: </w:t>
+      </w:r>
+      <w:r>
+        <w:rPr w:rFonts="맑은 고딕">
+          <w:rFonts w:ascii="맑은 고딕" w:hAnsi="맑은 고딕" w:eastAsia="맑은 고딕"/>
+          <w:b w:val="0"/>
+          <w:sz w:val="21"/>
+        </w:rPr>
+        <w:t>미국 (워싱턴 주 시애틀)</w:t>
+      </w:r>
+    </w:p>
+    <w:p>
+      <w:pPr>
+        <w:spacing w:line="324" w:lineRule="auto" w:after="80"/>
+      </w:pPr>
+      <w:r>
+        <w:rPr w:rFonts="맑은 고딕">
+          <w:rFonts w:ascii="맑은 고딕" w:hAnsi="맑은 고딕" w:eastAsia="맑은 고딕"/>
+          <w:b w:val="0"/>
+          <w:color w:val="6B7280"/>
+          <w:sz w:val="21"/>
+        </w:rPr>
+        <w:t xml:space="preserve">· </w:t>
+      </w:r>
+      <w:r>
+        <w:rPr w:rFonts="맑은 고딕">
+          <w:rFonts w:ascii="맑은 고딕" w:hAnsi="맑은 고딕" w:eastAsia="맑은 고딕"/>
+          <w:b/>
+          <w:color w:val="1F2937"/>
+          <w:sz w:val="21"/>
+        </w:rPr>
+        <w:t xml:space="preserve">생몰년도: </w:t>
+      </w:r>
+      <w:r>
+        <w:rPr w:rFonts="맑은 고딕">
+          <w:rFonts w:ascii="맑은 고딕" w:hAnsi="맑은 고딕" w:eastAsia="맑은 고딕"/>
+          <w:b w:val="0"/>
+          <w:sz w:val="21"/>
+        </w:rPr>
+        <w:t>1957년 결성</w:t>
+      </w:r>
+    </w:p>
+    <w:p>
+      <w:pPr>
+        <w:spacing w:line="324" w:lineRule="auto" w:after="80"/>
+      </w:pPr>
+      <w:r>
+        <w:rPr w:rFonts="맑은 고딕">
+          <w:rFonts w:ascii="맑은 고딕" w:hAnsi="맑은 고딕" w:eastAsia="맑은 고딕"/>
+          <w:b w:val="0"/>
+          <w:color w:val="6B7280"/>
+          <w:sz w:val="21"/>
+        </w:rPr>
+        <w:t xml:space="preserve">· </w:t>
+      </w:r>
+      <w:r>
+        <w:rPr w:rFonts="맑은 고딕">
+          <w:rFonts w:ascii="맑은 고딕" w:hAnsi="맑은 고딕" w:eastAsia="맑은 고딕"/>
+          <w:b/>
+          <w:color w:val="1F2937"/>
+          <w:sz w:val="21"/>
+        </w:rPr>
+        <w:t xml:space="preserve">그룹 소속: </w:t>
+      </w:r>
+      <w:r>
+        <w:rPr w:rFonts="맑은 고딕">
+          <w:rFonts w:ascii="맑은 고딕" w:hAnsi="맑은 고딕" w:eastAsia="맑은 고딕"/>
+          <w:b w:val="0"/>
+          <w:sz w:val="21"/>
+        </w:rPr>
+        <w:t>4인조 남성 보컬 포크 그룹</w:t>
+      </w:r>
+    </w:p>
+    <w:p>
+      <w:pPr>
+        <w:spacing w:line="324" w:lineRule="auto" w:after="80"/>
+      </w:pPr>
+      <w:r>
+        <w:rPr w:rFonts="맑은 고딕">
+          <w:rFonts w:ascii="맑은 고딕" w:hAnsi="맑은 고딕" w:eastAsia="맑은 고딕"/>
+          <w:b w:val="0"/>
+          <w:color w:val="6B7280"/>
+          <w:sz w:val="21"/>
+        </w:rPr>
+        <w:t xml:space="preserve">· </w:t>
+      </w:r>
+      <w:r>
+        <w:rPr w:rFonts="맑은 고딕">
+          <w:rFonts w:ascii="맑은 고딕" w:hAnsi="맑은 고딕" w:eastAsia="맑은 고딕"/>
+          <w:b/>
+          <w:color w:val="1F2937"/>
+          <w:sz w:val="21"/>
+        </w:rPr>
+        <w:t xml:space="preserve">아티스트 소개: </w:t>
+      </w:r>
+      <w:r>
+        <w:rPr w:rFonts="맑은 고딕">
+          <w:rFonts w:ascii="맑은 고딕" w:hAnsi="맑은 고딕" w:eastAsia="맑은 고딕"/>
+          <w:b w:val="0"/>
+          <w:sz w:val="21"/>
+        </w:rPr>
+        <w:t>워싱턴 대학교 동문인 밥 플릭, 존 페인, 마이크 커클랜드, 딕 폴리가 결성한 브라더스 포는 티 없이 맑은 하모니와 서정적인 멜로디 감각으로 미국 포크 리바이벌 붐을 견인한 전설적인 그룹입니다. 지적이고 정갈한 음악적 태도로 포크 음악을 대중적인 예술의 경지로 끌어올렸으며, 팝 역사상 가장 온화하고 품격 있는 남성 하모니를 구축한 독보적인 아티스트로 평가받습니다.</w:t>
+      </w:r>
+    </w:p>
+    <w:p>
+      <w:pPr>
+        <w:spacing w:line="324" w:lineRule="auto" w:before="200" w:after="80"/>
+      </w:pPr>
+      <w:r>
+        <w:rPr w:rFonts="맑은 고딕">
+          <w:rFonts w:ascii="맑은 고딕" w:hAnsi="맑은 고딕" w:eastAsia="맑은 고딕"/>
+          <w:b/>
+          <w:color w:val="1E3A8A"/>
+          <w:sz w:val="24"/>
+        </w:rPr>
+        <w:t>3. 음반 상세 분석</w:t>
+      </w:r>
+    </w:p>
+    <w:p>
+      <w:pPr>
+        <w:spacing w:line="324" w:lineRule="auto" w:after="80"/>
+      </w:pPr>
+      <w:r>
+        <w:rPr w:rFonts="맑은 고딕">
+          <w:rFonts w:ascii="맑은 고딕" w:hAnsi="맑은 고딕" w:eastAsia="맑은 고딕"/>
+          <w:b w:val="0"/>
+          <w:color w:val="6B7280"/>
+          <w:sz w:val="21"/>
+        </w:rPr>
+        <w:t xml:space="preserve">· </w:t>
+      </w:r>
+      <w:r>
+        <w:rPr w:rFonts="맑은 고딕">
+          <w:rFonts w:ascii="맑은 고딕" w:hAnsi="맑은 고딕" w:eastAsia="맑은 고딕"/>
+          <w:b/>
+          <w:color w:val="1F2937"/>
+          <w:sz w:val="21"/>
+        </w:rPr>
+        <w:t xml:space="preserve">역사적 위치: </w:t>
+      </w:r>
+      <w:r>
+        <w:rPr w:rFonts="맑은 고딕">
+          <w:rFonts w:ascii="맑은 고딕" w:hAnsi="맑은 고딕" w:eastAsia="맑은 고딕"/>
+          <w:b w:val="0"/>
+          <w:sz w:val="21"/>
+        </w:rPr>
+        <w:t>거칠고 투박한 저항의 색채가 짙었던 초기 포크 씬에서 아름다운 하모니와 챔버 뮤직에 비견될 만큼 단아한 어쿠스틱 편곡을 도입하여 '포크의 실내악화'를 완성한 앨범입니다. 팝 음악의 대중성과 클래식 합창 음악의 정교함을 절묘하게 융합하여 장르를 불문하고 오랜 세월 클래식 애호가들에게도 두루 사랑받는 독보적인 음악사적 가치를 지닙니다.</w:t>
+      </w:r>
+    </w:p>
+    <w:p>
+      <w:pPr>
+        <w:spacing w:line="324" w:lineRule="auto" w:after="80"/>
+      </w:pPr>
+      <w:r>
+        <w:rPr w:rFonts="맑은 고딕">
+          <w:rFonts w:ascii="맑은 고딕" w:hAnsi="맑은 고딕" w:eastAsia="맑은 고딕"/>
+          <w:b w:val="0"/>
+          <w:color w:val="6B7280"/>
+          <w:sz w:val="21"/>
+        </w:rPr>
+        <w:t xml:space="preserve">· </w:t>
+      </w:r>
+      <w:r>
+        <w:rPr w:rFonts="맑은 고딕">
+          <w:rFonts w:ascii="맑은 고딕" w:hAnsi="맑은 고딕" w:eastAsia="맑은 고딕"/>
+          <w:b/>
+          <w:color w:val="1F2937"/>
+          <w:sz w:val="21"/>
+        </w:rPr>
+        <w:t xml:space="preserve">시대의 흔적(스토리텔링): </w:t>
+      </w:r>
+      <w:r>
+        <w:rPr w:rFonts="맑은 고딕">
+          <w:rFonts w:ascii="맑은 고딕" w:hAnsi="맑은 고딕" w:eastAsia="맑은 고딕"/>
+          <w:b w:val="0"/>
+          <w:sz w:val="21"/>
+        </w:rPr>
+        <w:t>1960년대 초반, 전후의 풍요 속에서도 베트남 전쟁과 사회적 변혁으로 고뇌하던 청년 세대에게 이들의 노래는 거친 세파를 잊게 해주는 안식처였습니다. 통기타 하나와 낭만을 싣고 캠퍼스 잔디밭에 둘러앉아 미래를 이야기하던 그 시절 청춘들의 풋풋한 낭만과 맑은 눈망울이 그루브 사이마다 아련한 향수로 깃들어 있습니다.</w:t>
+      </w:r>
+    </w:p>
+    <w:p>
+      <w:pPr>
+        <w:spacing w:line="324" w:lineRule="auto" w:before="200" w:after="80"/>
+      </w:pPr>
+      <w:r>
+        <w:rPr w:rFonts="맑은 고딕">
+          <w:rFonts w:ascii="맑은 고딕" w:hAnsi="맑은 고딕" w:eastAsia="맑은 고딕"/>
+          <w:b/>
+          <w:color w:val="1E3A8A"/>
+          <w:sz w:val="24"/>
+        </w:rPr>
+        <w:t>4. 주요 수록곡 및 감상 제언</w:t>
+      </w:r>
+    </w:p>
+    <w:p>
+      <w:pPr>
+        <w:spacing w:line="324" w:lineRule="auto" w:after="80"/>
+      </w:pPr>
+      <w:r>
+        <w:rPr w:rFonts="맑은 고딕">
+          <w:rFonts w:ascii="맑은 고딕" w:hAnsi="맑은 고딕" w:eastAsia="맑은 고딕"/>
+          <w:b w:val="0"/>
+          <w:color w:val="6B7280"/>
+          <w:sz w:val="21"/>
+        </w:rPr>
+        <w:t xml:space="preserve">· </w:t>
+      </w:r>
+      <w:r>
+        <w:rPr w:rFonts="맑은 고딕">
+          <w:rFonts w:ascii="맑은 고딕" w:hAnsi="맑은 고딕" w:eastAsia="맑은 고딕"/>
+          <w:b/>
+          <w:color w:val="1F2937"/>
+          <w:sz w:val="21"/>
+        </w:rPr>
+        <w:t xml:space="preserve">주요 수록곡 특징: </w:t>
+      </w:r>
+      <w:r>
+        <w:rPr w:rFonts="맑은 고딕">
+          <w:rFonts w:ascii="맑은 고딕" w:hAnsi="맑은 고딕" w:eastAsia="맑은 고딕"/>
+          <w:b w:val="0"/>
+          <w:sz w:val="21"/>
+        </w:rPr>
+        <w:t>쓸쓸한 바람과 옛사랑의 기억을 애절하고 웅장한 화음으로 노래한 불멸의 명곡 'Greenfields', 영화 &lt;알라모&gt;의 테마곡이자 서사적인 서정이 물결치는 'The Green Leaves of Summer', 소박한 사랑의 진정성을 어쿠스틱 기타의 영롱한 아르페지오로 담아낸 'Seven Daffodils' 등 한 편의 고전 시를 감상하는 듯한 우아한 곡들이 유려하게 펼쳐집니다.</w:t>
+      </w:r>
+    </w:p>
+    <w:p>
+      <w:pPr>
+        <w:spacing w:line="324" w:lineRule="auto" w:after="80"/>
+      </w:pPr>
+      <w:r>
+        <w:rPr w:rFonts="맑은 고딕">
+          <w:rFonts w:ascii="맑은 고딕" w:hAnsi="맑은 고딕" w:eastAsia="맑은 고딕"/>
+          <w:b w:val="0"/>
+          <w:color w:val="6B7280"/>
+          <w:sz w:val="21"/>
+        </w:rPr>
+        <w:t xml:space="preserve">· </w:t>
+      </w:r>
+      <w:r>
+        <w:rPr w:rFonts="맑은 고딕">
+          <w:rFonts w:ascii="맑은 고딕" w:hAnsi="맑은 고딕" w:eastAsia="맑은 고딕"/>
+          <w:b/>
+          <w:color w:val="1F2937"/>
+          <w:sz w:val="21"/>
+        </w:rPr>
+        <w:t xml:space="preserve">빈티지 감상 제언: </w:t>
+      </w:r>
+      <w:r>
+        <w:rPr w:rFonts="맑은 고딕">
+          <w:rFonts w:ascii="맑은 고딕" w:hAnsi="맑은 고딕" w:eastAsia="맑은 고딕"/>
+          <w:b w:val="0"/>
+          <w:sz w:val="21"/>
+        </w:rPr>
+        <w:t>진공관 앰프의 부드러운 배음과 어우러질 때 이 음반의 진가가 극대화됩니다. 어쿠스틱 통기타의 바디를 울리는 잔향과 더블베이스의 깊이 있는 저음, 그리고 네 갈래로 정교하게 갈라졌다 하나로 모이는 보컬의 입체적인 텍스처가 LP 특유의 따스한 질감을 통해 리스닝 룸 가득 훈훈한 공기를 채워줍니다.</w:t>
+      </w:r>
+    </w:p>
+    <w:p>
+      <w:pPr>
+        <w:spacing w:line="324" w:lineRule="auto" w:after="80"/>
+      </w:pPr>
+      <w:r>
+        <w:rPr w:rFonts="맑은 고딕">
+          <w:rFonts w:ascii="맑은 고딕" w:hAnsi="맑은 고딕" w:eastAsia="맑은 고딕"/>
+          <w:b w:val="0"/>
+          <w:color w:val="6B7280"/>
+          <w:sz w:val="21"/>
+        </w:rPr>
+        <w:t xml:space="preserve">· </w:t>
+      </w:r>
+      <w:r>
+        <w:rPr w:rFonts="맑은 고딕">
+          <w:rFonts w:ascii="맑은 고딕" w:hAnsi="맑은 고딕" w:eastAsia="맑은 고딕"/>
+          <w:b/>
+          <w:color w:val="1F2937"/>
+          <w:sz w:val="21"/>
+        </w:rPr>
+        <w:t xml:space="preserve">소장 가치: </w:t>
+      </w:r>
+      <w:r>
+        <w:rPr w:rFonts="맑은 고딕">
+          <w:rFonts w:ascii="맑은 고딕" w:hAnsi="맑은 고딕" w:eastAsia="맑은 고딕"/>
+          <w:b w:val="0"/>
+          <w:sz w:val="21"/>
+        </w:rPr>
+        <w:t>정통 아메리칸 포크의 황금기 사운드를 가장 원형에 가깝게 음미할 수 있는 음반으로, 음악적 완성도뿐 아니라 음반 표지의 클래식한 미감까지 갖추어 20세기 아날로그 사운드의 정취를 아끼는 바이닐 컬렉터라면 반드시 라이브러리에 갖추어야 할 마스터피스입니다.</w:t>
+      </w:r>
+    </w:p>
+    <w:p>
+      <w:pPr>
+        <w:spacing w:line="324" w:lineRule="auto" w:after="120" w:before="160"/>
+      </w:pPr>
+      <w:r>
+        <w:rPr w:rFonts="맑은 고딕">
+          <w:rFonts w:ascii="맑은 고딕" w:hAnsi="맑은 고딕" w:eastAsia="맑은 고딕"/>
+          <w:b/>
+          <w:color w:val="4338CA"/>
+          <w:sz w:val="21"/>
+        </w:rPr>
+        <w:t>이 음반을 통해 아날로그 바이닐의 그윽한 소릿골 사이로 피어나는 영원한 포크 하모니가 전해주는 감동을 다시 한번 경험해 보시는 것은 어떨까요?</w:t>
       </w:r>
     </w:p>
     <w:sectPr>
       <w:pgSz w:w="12240" w:h="15840"/>
-      <w:pgMar w:top="1440" w:right="1440" w:bottom="1440" w:left="1440" w:header="720" w:footer="720" w:gutter="0"/>
+      <w:pgMar w:top="1152" w:right="1296" w:bottom="1152" w:left="1296" w:header="720" w:footer="720" w:gutter="0"/>
       <w:cols w:space="720"/>
       <w:docGrid w:linePitch="360"/>
     </w:sectPr>

--- a/word_reports/LP_0336_위치_417_The Brothers Four_Ever Gr.docx
+++ b/word_reports/LP_0336_위치_417_The Brothers Four_Ever Gr.docx
@@ -32,7 +32,7 @@
     </w:p>
     <w:p>
       <w:pPr>
-        <w:spacing w:line="324" w:lineRule="auto" w:before="80" w:after="160"/>
+        <w:spacing w:line="324" w:lineRule="auto" w:before="80" w:after="120"/>
       </w:pPr>
       <w:r>
         <w:rPr w:rFonts="맑은 고딕">
@@ -42,13 +42,6 @@
           <w:sz w:val="22"/>
         </w:rPr>
         <w:t xml:space="preserve">[음반 소개] </w:t>
-      </w:r>
-      <w:r>
-        <w:rPr w:rFonts="맑은 고딕">
-          <w:rFonts w:ascii="맑은 고딕" w:hAnsi="맑은 고딕" w:eastAsia="맑은 고딕"/>
-          <w:b w:val="0"/>
-          <w:sz w:val="21"/>
-        </w:rPr>
       </w:r>
     </w:p>
     <w:p>
@@ -61,7 +54,33 @@
           <w:b w:val="0"/>
           <w:sz w:val="21"/>
         </w:rPr>
-        <w:t>포크 음악이 지닌 순백의 서정과 인간적인 온기가 가장 청초하게 응결된 브라더스 포의 《Ever Green》은 시대를 초월하여 푸르른 청춘의 숨결을 전해주는 걸작입니다. 네 청년이 자아내는 완벽한 4부 화음과 단정한 어쿠스틱 현악의 조화는 1960년대 아메리칸 포크 리바이벌의 정점을 고스란히 품어내며 듣는 이의 마음을 아늑하게 물들입니다. 귓가를 스치는 초가을 바람처럼 부드러운 멜로디와 시적인 노랫말은 격동의 시대를 살아가던 청춘들에게 따스한 위안이었으며, 반세기가 지난 오늘날에도 클래식과 팝 애호가 모두에게 깊은 안식을 선사하는 고귀한 음악적 유산입니다.</w:t>
+        <w:t>1950년대 후반에서 1960년대 초반에 이르는 시기는 미국 대중음악사에서 가장 찬란하고 순수했던 포크 리바이벌(Folk Revival)의 황금기였습니다. 거칠고 날 선 시대의 저항이나 과격한 전위성 대신, 대학 캠퍼스의 지적인 낭만과 어쿠스틱 선율의 따스함을 전면에 내세우며 전 세계 청자들의 가슴을 물들였던 주역이 바로 브라더스 포(The Brothers Four)입니다. 본 음반 《Ever Green》은 그들이 빚어낸 무수한 음악적 유산 가운데, 세월의 풍파 속에서도 결코 퇴색하지 않고 영원히 푸른빛을 발하는 가장 서정적이고 기품 있는 명곡들을 오롯이 엮어낸 기념비적인 앨범입니다.</w:t>
+      </w:r>
+    </w:p>
+    <w:p>
+      <w:pPr>
+        <w:spacing w:line="324" w:lineRule="auto" w:after="120"/>
+      </w:pPr>
+      <w:r>
+        <w:rPr w:rFonts="맑은 고딕">
+          <w:rFonts w:ascii="맑은 고딕" w:hAnsi="맑은 고딕" w:eastAsia="맑은 고딕"/>
+          <w:b w:val="0"/>
+          <w:sz w:val="21"/>
+        </w:rPr>
+        <w:t>이 음반에 깃든 미학은 '절제와 화음'이라는 클래식한 균형미에서 출발합니다. 화려한 전자 악기나 과도한 기교를 배제한 채, 오직 통기타와 밴조, 콘트라베이스라는 소박한 어쿠스틱 악기 편성 위에 네 남자의 정갈한 목소리가 빈틈없는 4부 화음으로 얹힙니다. 브라더스 포가 지향했던 예술적 철학은 인간의 육성이야말로 가장 완벽한 악기이며, 흙내음 나는 포크의 원초적 선율이야말로 문명에 지친 영혼을 치유할 수 있다는 믿음이었습니다. 그들이 노래하는 자연과 청춘, 잃어버린 사랑의 풍경은 반세기를 훌쩍 뛰어넘은 지금도 듣는 이의 마음을 잔잔하게 정화합니다.</w:t>
+      </w:r>
+    </w:p>
+    <w:p>
+      <w:pPr>
+        <w:spacing w:line="324" w:lineRule="auto" w:after="120"/>
+      </w:pPr>
+      <w:r>
+        <w:rPr w:rFonts="맑은 고딕">
+          <w:rFonts w:ascii="맑은 고딕" w:hAnsi="맑은 고딕" w:eastAsia="맑은 고딕"/>
+          <w:b w:val="0"/>
+          <w:sz w:val="21"/>
+        </w:rPr>
+        <w:t>《Ever Green》에 수록된 한 곡 한 곡은 단순한 유행가를 넘어, 세대를 이어 전해져 내려오는 현대의 음유시(Bards)와도 같습니다. 낙엽 지는 가을날의 쓸쓸함을 품은 저음의 독백부터, 대자연의 싱그러움을 노래하는 찬가에 이르기까지 음반 전편을 관통하는 서정성은 가히 독보적입니다. 디지털 음원에서는 결코 흉내 낼 수 없는 바이닐 특유의 두터운 질감과 따뜻한 공명은, 마치 턴테이블 주위로 피어오르는 벽난로의 훈기처럼 듣는 이를 포근하게 감싸 안습니다. 이 음반은 아날로그 시대가 남긴 가장 고결하고 낭만적인 음악적 선물로서, 세월이 흘러도 마르지 않는 서정의 샘물로 우리 곁에 영원히 남아있습니다.</w:t>
       </w:r>
     </w:p>
     <w:p>
@@ -168,7 +187,7 @@
           <w:b w:val="0"/>
           <w:sz w:val="21"/>
         </w:rPr>
-        <w:t>브라더스 포의 음악적 궤적에서 가장 빛나는 순간들을 엄선하여 '상록수(Evergreen)'처럼 영원히 변치 않는 생명력을 지닌 곡들로 엮어낸 기획 명반으로, 미국과 아시아 전역에서 포크의 영원성을 증명한 역사적 컬렉션입니다.</w:t>
+        <w:t>1960년대를 풍미하며 세계적인 포크 붐을 주도한 브라더스 포의 정수가 집약된 명반으로, 그들의 불멸의 히트곡과 서정적 포크 발라드를 엄선하여 격조 높은 음질로 복각 및 집대성한 에버그린 베스트 성격의 LP</w:t>
       </w:r>
     </w:p>
     <w:p>
@@ -199,7 +218,7 @@
           <w:b w:val="0"/>
           <w:sz w:val="21"/>
         </w:rPr>
-        <w:t>발매 당시 빌보드 차트 상위권을 장식했던 히트 트랙들을 포괄하며 팝 마켓의 대표적인 스테디셀러로 자리 잡았고, 특히 아날로그 오디오 붐이 일던 시절 애호가들 사이에서 필청반으로 통하며 높은 판매고와 골든 디스크 기록을 세웠습니다.</w:t>
+        <w:t>데뷔와 동시에 빌보드 싱글 차트 2위에 오르며 밀리언셀러를 기록한 'Greenfields'를 위시하여, 아시아 및 유럽 등 글로벌 시장에서 전설적인 롱런을 기록하며 스테디셀러로 확고히 자리매김함</w:t>
       </w:r>
     </w:p>
     <w:p>
@@ -230,7 +249,7 @@
           <w:b w:val="0"/>
           <w:sz w:val="21"/>
         </w:rPr>
-        <w:t>그래미 어워드 '최우수 신인 아티스트(Best New Artist)' 및 '최우수 포크 그룹' 노미네이트의 위업을 증명하듯, 반세기를 넘어서도 미국 전통 포크 콰르텟의 표본으로서 음악계의 공인된 찬사를 받고 있습니다.</w:t>
+        <w:t>1960년 그래미 어워드 최우수 신인(Best New Artist) 및 최우수 포크 그룹 노미네이트, 전미 음반 협회(RIAA) 골드 레코드 인증 및 세계 각국 음악 애호가 협회 선정 불멸의 포크 명반</w:t>
       </w:r>
     </w:p>
     <w:p>
@@ -306,7 +325,7 @@
           <w:b w:val="0"/>
           <w:sz w:val="21"/>
         </w:rPr>
-        <w:t>1957년 결성</w:t>
+        <w:t>1957년 결성 (밥 플릭, 존 페인, 마이크 커클랜드, 딕 폴리)</w:t>
       </w:r>
     </w:p>
     <w:p>
@@ -337,7 +356,7 @@
           <w:b w:val="0"/>
           <w:sz w:val="21"/>
         </w:rPr>
-        <w:t>4인조 남성 보컬 포크 그룹</w:t>
+        <w:t>남성 4인조 보컬/어쿠스틱 포크 앙상블</w:t>
       </w:r>
     </w:p>
     <w:p>
@@ -368,7 +387,7 @@
           <w:b w:val="0"/>
           <w:sz w:val="21"/>
         </w:rPr>
-        <w:t>워싱턴 대학교 동문인 밥 플릭, 존 페인, 마이크 커클랜드, 딕 폴리가 결성한 브라더스 포는 티 없이 맑은 하모니와 서정적인 멜로디 감각으로 미국 포크 리바이벌 붐을 견인한 전설적인 그룹입니다. 지적이고 정갈한 음악적 태도로 포크 음악을 대중적인 예술의 경지로 끌어올렸으며, 팝 역사상 가장 온화하고 품격 있는 남성 하모니를 구축한 독보적인 아티스트로 평가받습니다.</w:t>
+        <w:t>워싱턴 대학교 동문들이 결성한 브라더스 포는 '캠퍼스 포크'라는 정갈하고 세련된 장르를 개척하며 1960년대 초반 아메리칸 포크의 황금기를 견인했습니다. 완벽한 4부 화성과 담백한 어쿠스틱 사운드를 통해 서정적 팝 포크의 전형을 정립하였으며, 반세기가 넘는 세월 동안 대중음악사에 잊히지 않는 품격 높은 하모니의 전설로 칭송받고 있습니다.</w:t>
       </w:r>
     </w:p>
     <w:p>
@@ -413,7 +432,7 @@
           <w:b w:val="0"/>
           <w:sz w:val="21"/>
         </w:rPr>
-        <w:t>거칠고 투박한 저항의 색채가 짙었던 초기 포크 씬에서 아름다운 하모니와 챔버 뮤직에 비견될 만큼 단아한 어쿠스틱 편곡을 도입하여 '포크의 실내악화'를 완성한 앨범입니다. 팝 음악의 대중성과 클래식 합창 음악의 정교함을 절묘하게 융합하여 장르를 불문하고 오랜 세월 클래식 애호가들에게도 두루 사랑받는 독보적인 음악사적 가치를 지닙니다.</w:t>
+        <w:t>록 음악의 거친 파도와 상업적 팝의 범람 속에서 정통 어쿠스틱 포크의 서정적 완성도를 최고조로 증명한 음반입니다. 화려한 기교 대신 인간 본연의 목소리와 서사 구조에 집중하여, 포크 음악이 획득할 수 있는 고전적 우아함을 확립한 음악사적 가치를 지닙니다.</w:t>
       </w:r>
     </w:p>
     <w:p>
@@ -444,7 +463,7 @@
           <w:b w:val="0"/>
           <w:sz w:val="21"/>
         </w:rPr>
-        <w:t>1960년대 초반, 전후의 풍요 속에서도 베트남 전쟁과 사회적 변혁으로 고뇌하던 청년 세대에게 이들의 노래는 거친 세파를 잊게 해주는 안식처였습니다. 통기타 하나와 낭만을 싣고 캠퍼스 잔디밭에 둘러앉아 미래를 이야기하던 그 시절 청춘들의 풋풋한 낭만과 맑은 눈망울이 그루브 사이마다 아련한 향수로 깃들어 있습니다.</w:t>
+        <w:t>급격한 산업화와 냉전의 그늘 아래 방황하던 1960년대 청년들에게 전원적 향수와 목가적인 순수함을 환기해 주었던 시대의 안식처였습니다. 라디오와 전축 앞에서 이들의 하모니에 귀 기울이던 당대 청춘들의 낭만과 고뇌가 음반의 소리골마다 아련하게 배어 있습니다.</w:t>
       </w:r>
     </w:p>
     <w:p>
@@ -489,7 +508,7 @@
           <w:b w:val="0"/>
           <w:sz w:val="21"/>
         </w:rPr>
-        <w:t>쓸쓸한 바람과 옛사랑의 기억을 애절하고 웅장한 화음으로 노래한 불멸의 명곡 'Greenfields', 영화 &lt;알라모&gt;의 테마곡이자 서사적인 서정이 물결치는 'The Green Leaves of Summer', 소박한 사랑의 진정성을 어쿠스틱 기타의 영롱한 아르페지오로 담아낸 'Seven Daffodils' 등 한 편의 고전 시를 감상하는 듯한 우아한 곡들이 유려하게 펼쳐집니다.</w:t>
+        <w:t>상실된 계절과 청춘의 비애를 묵직한 베이스 보컬과 유려한 코러스로 그려낸 불후의 명곡 'Greenfields', 자연을 닮은 소박하고 지고지순한 사랑의 서약을 노래한 'Seven Daffodils', 그리고 고향을 떠나온 나그네의 애잔한 노스탤지어를 담은 '500 Miles' 등은 시대를 초월한 숭고한 감동을 선사합니다.</w:t>
       </w:r>
     </w:p>
     <w:p>
@@ -520,7 +539,7 @@
           <w:b w:val="0"/>
           <w:sz w:val="21"/>
         </w:rPr>
-        <w:t>진공관 앰프의 부드러운 배음과 어우러질 때 이 음반의 진가가 극대화됩니다. 어쿠스틱 통기타의 바디를 울리는 잔향과 더블베이스의 깊이 있는 저음, 그리고 네 갈래로 정교하게 갈라졌다 하나로 모이는 보컬의 입체적인 텍스처가 LP 특유의 따스한 질감을 통해 리스닝 룸 가득 훈훈한 공기를 채워줍니다.</w:t>
+        <w:t>진공관 앰프의 온화한 배음과 LP 카트리지가 긁어내는 섬세한 핑거피킹 기타 음향에 조용히 귀를 기울여 보시길 권합니다. 네 명의 멤버가 마이크를 둘러싸고 숨소리까지 맞추어 낸 보컬의 입체감과 밴조의 투명한 여운이 청음 공간을 밀도 높은 아날로그 감성으로 채워줄 것입니다.</w:t>
       </w:r>
     </w:p>
     <w:p>
@@ -551,7 +570,7 @@
           <w:b w:val="0"/>
           <w:sz w:val="21"/>
         </w:rPr>
-        <w:t>정통 아메리칸 포크의 황금기 사운드를 가장 원형에 가깝게 음미할 수 있는 음반으로, 음악적 완성도뿐 아니라 음반 표지의 클래식한 미감까지 갖추어 20세기 아날로그 사운드의 정취를 아끼는 바이닐 컬렉터라면 반드시 라이브러리에 갖추어야 할 마스터피스입니다.</w:t>
+        <w:t>정통 아메리칸 포크의 가장 순수하고 아름다운 순간이 고스란히 박제된 음반으로, 음악 애호가뿐만 아니라 빈티지 아날로그 컬렉터라면 필히 소장해야 할 불변의 클래식 바이닐입니다.</w:t>
       </w:r>
     </w:p>
     <w:p>
@@ -565,7 +584,7 @@
           <w:color w:val="4338CA"/>
           <w:sz w:val="21"/>
         </w:rPr>
-        <w:t>이 음반을 통해 아날로그 바이닐의 그윽한 소릿골 사이로 피어나는 영원한 포크 하모니가 전해주는 감동을 다시 한번 경험해 보시는 것은 어떨까요?</w:t>
+        <w:t>이 음반을 통해 아날로그 소리골을 타고 흐르는 순백의 화음이 가슴 깊은 곳에 전해주는 감동을 다시 한번 경험해 보시는 것은 어떨까요?</w:t>
       </w:r>
     </w:p>
     <w:sectPr>
